--- a/documents/CV_Salome_Vaire.docx
+++ b/documents/CV_Salome_Vaire.docx
@@ -178,7 +178,7 @@
                 <w:szCs w:val="16"/>
                 <w:rtl w:val="0"/>
               </w:rPr>
-              <w:t xml:space="preserve">Lyon,  Dijon ou Le Creusot</w:t>
+              <w:t xml:space="preserve">Lyon,  Dijon</w:t>
             </w:r>
           </w:p>
           <w:p>
@@ -304,7 +304,7 @@
                 <w:szCs w:val="16"/>
                 <w:rtl w:val="0"/>
               </w:rPr>
-              <w:t xml:space="preserve">EXPÉRIENCESrs)</w:t>
+              <w:t xml:space="preserve">EXPÉRIENCES</w:t>
             </w:r>
           </w:p>
           <w:p>
@@ -317,7 +317,7 @@
                 <w:iCs w:val="1"/>
               </w:rPr>
             </w:pPr>
-            <w:bookmarkStart w:colFirst="0" w:colLast="0" w:name="_coc1f0bd0mgd" w:id="3"/>
+            <w:bookmarkStart w:colFirst="0" w:colLast="0" w:name="_j96ev8s7hvko" w:id="3"/>
             <w:bookmarkEnd w:id="3"/>
             <w:r>
               <w:rPr>
@@ -325,7 +325,7 @@
                 <w:szCs w:val="20"/>
                 <w:rtl w:val="0"/>
               </w:rPr>
-              <w:t xml:space="preserve">Le Moulin, </w:t>
+              <w:t xml:space="preserve">ESSN, </w:t>
             </w:r>
             <w:r>
               <w:rPr>
@@ -363,7 +363,7 @@
                 <w:szCs w:val="14"/>
               </w:rPr>
             </w:pPr>
-            <w:bookmarkStart w:colFirst="0" w:colLast="0" w:name="_6s4dt2q2fnj5" w:id="4"/>
+            <w:bookmarkStart w:colFirst="0" w:colLast="0" w:name="_ax3el5byu7mj" w:id="4"/>
             <w:bookmarkEnd w:id="4"/>
             <w:r>
               <w:rPr>
@@ -371,14 +371,14 @@
                 <w:szCs w:val="14"/>
                 <w:rtl w:val="0"/>
               </w:rPr>
-              <w:t xml:space="preserve">06/2025 -  07/2025</w:t>
+              <w:t xml:space="preserve">02/2026 -  03/2026</w:t>
             </w:r>
           </w:p>
           <w:p>
             <w:pPr>
               <w:numPr>
                 <w:ilvl w:val="0"/>
-                <w:numId w:val="3"/>
+                <w:numId w:val="2"/>
               </w:numPr>
               <w:spacing w:after="0" w:afterAutospacing="0"/>
               <w:ind w:left="720" w:hanging="360"/>
@@ -396,51 +396,251 @@
                 <w:szCs w:val="16"/>
                 <w:rtl w:val="0"/>
               </w:rPr>
-              <w:t xml:space="preserve">Développement d’interfaces utilisateurs en TSX avec gestion d’état via Redux.</w:t>
+              <w:t xml:space="preserve">Mise en place de veille technologique</w:t>
             </w:r>
           </w:p>
           <w:p>
             <w:pPr>
               <w:numPr>
                 <w:ilvl w:val="0"/>
-                <w:numId w:val="3"/>
+                <w:numId w:val="2"/>
               </w:numPr>
               <w:spacing w:after="0" w:afterAutospacing="0" w:before="0" w:beforeAutospacing="0"/>
               <w:ind w:left="720" w:hanging="360"/>
               <w:rPr>
                 <w:sz w:val="16"/>
                 <w:szCs w:val="16"/>
-              </w:rPr>
-            </w:pPr>
-            <w:r>
-              <w:rPr>
-                <w:sz w:val="16"/>
-                <w:szCs w:val="16"/>
-                <w:rtl w:val="0"/>
-              </w:rPr>
-              <w:t xml:space="preserve">Participation à la création et à l’amélioration des fonctionnalités front-end pour les applications internes.</w:t>
+                <w:u w:val="none"/>
+              </w:rPr>
+            </w:pPr>
+            <w:r>
+              <w:rPr>
+                <w:sz w:val="16"/>
+                <w:szCs w:val="16"/>
+                <w:rtl w:val="0"/>
+              </w:rPr>
+              <w:t xml:space="preserve">Réalisation de bêtas tests</w:t>
             </w:r>
           </w:p>
           <w:p>
             <w:pPr>
               <w:numPr>
                 <w:ilvl w:val="0"/>
-                <w:numId w:val="3"/>
+                <w:numId w:val="2"/>
+              </w:numPr>
+              <w:spacing w:after="0" w:afterAutospacing="0" w:before="0" w:beforeAutospacing="0"/>
+              <w:ind w:left="720" w:hanging="360"/>
+              <w:rPr>
+                <w:sz w:val="16"/>
+                <w:szCs w:val="16"/>
+                <w:u w:val="none"/>
+              </w:rPr>
+            </w:pPr>
+            <w:r>
+              <w:rPr>
+                <w:sz w:val="16"/>
+                <w:szCs w:val="16"/>
+                <w:rtl w:val="0"/>
+              </w:rPr>
+              <w:t xml:space="preserve">Création d'un design system à partir de la charte graphique, regroupant les composants clés réutilisables.</w:t>
+            </w:r>
+          </w:p>
+          <w:p>
+            <w:pPr>
+              <w:numPr>
+                <w:ilvl w:val="0"/>
+                <w:numId w:val="2"/>
               </w:numPr>
               <w:spacing w:before="0" w:beforeAutospacing="0"/>
               <w:ind w:left="720" w:hanging="360"/>
               <w:rPr>
                 <w:sz w:val="16"/>
                 <w:szCs w:val="16"/>
-              </w:rPr>
-            </w:pPr>
-            <w:r>
-              <w:rPr>
-                <w:sz w:val="16"/>
-                <w:szCs w:val="16"/>
-                <w:rtl w:val="0"/>
-              </w:rPr>
-              <w:t xml:space="preserve">Collaboration avec l’équipe pour assurer la cohérence et la performance des ?2tmenus et composants UI.</w:t>
+                <w:u w:val="none"/>
+              </w:rPr>
+            </w:pPr>
+            <w:r>
+              <w:rPr>
+                <w:sz w:val="16"/>
+                <w:szCs w:val="16"/>
+                <w:rtl w:val="0"/>
+              </w:rPr>
+              <w:t xml:space="preserve">Réalisation d’un audit de sécurité informatique et mise en place de solutions pour remédier aux problèmes identifiés</w:t>
+            </w:r>
+            <w:r>
+              <w:rPr>
+                <w:rtl w:val="0"/>
+              </w:rPr>
+            </w:r>
+          </w:p>
+          <w:p>
+            <w:pPr>
+              <w:pStyle w:val="Heading2"/>
+              <w:rPr>
+                <w:b w:val="0"/>
+                <w:bCs w:val="0"/>
+                <w:i w:val="1"/>
+                <w:iCs w:val="1"/>
+              </w:rPr>
+            </w:pPr>
+            <w:bookmarkStart w:colFirst="0" w:colLast="0" w:name="_bidn38imorz" w:id="5"/>
+            <w:bookmarkEnd w:id="5"/>
+            <w:r>
+              <w:rPr>
+                <w:sz w:val="20"/>
+                <w:szCs w:val="20"/>
+                <w:rtl w:val="0"/>
+              </w:rPr>
+              <w:t xml:space="preserve">Le Moulin, </w:t>
+            </w:r>
+            <w:r>
+              <w:rPr>
+                <w:b w:val="0"/>
+                <w:bCs w:val="0"/>
+                <w:sz w:val="20"/>
+                <w:szCs w:val="20"/>
+                <w:rtl w:val="0"/>
+              </w:rPr>
+              <w:t xml:space="preserve">Lyon— </w:t>
+            </w:r>
+            <w:r>
+              <w:rPr>
+                <w:b w:val="0"/>
+                <w:bCs w:val="0"/>
+                <w:i w:val="1"/>
+                <w:iCs w:val="1"/>
+                <w:sz w:val="20"/>
+                <w:szCs w:val="20"/>
+                <w:rtl w:val="0"/>
+              </w:rPr>
+              <w:t xml:space="preserve">Stagiaire BTS SIO</w:t>
+            </w:r>
+            <w:r>
+              <w:rPr>
+                <w:rtl w:val="0"/>
+              </w:rPr>
+            </w:r>
+          </w:p>
+          <w:p>
+            <w:pPr>
+              <w:pStyle w:val="Heading3"/>
+              <w:rPr>
+                <w:sz w:val="14"/>
+                <w:szCs w:val="14"/>
+              </w:rPr>
+            </w:pPr>
+            <w:bookmarkStart w:colFirst="0" w:colLast="0" w:name="_6s4dt2q2fnj5" w:id="6"/>
+            <w:bookmarkEnd w:id="6"/>
+            <w:r>
+              <w:rPr>
+                <w:sz w:val="14"/>
+                <w:szCs w:val="14"/>
+                <w:rtl w:val="0"/>
+              </w:rPr>
+              <w:t xml:space="preserve">06/2025 -  07/2025</w:t>
+            </w:r>
+          </w:p>
+          <w:p>
+            <w:pPr>
+              <w:numPr>
+                <w:ilvl w:val="0"/>
+                <w:numId w:val="2"/>
+              </w:numPr>
+              <w:spacing w:after="0" w:afterAutospacing="0"/>
+              <w:ind w:left="720" w:hanging="360"/>
+              <w:rPr>
+                <w:b w:val="0"/>
+                <w:bCs w:val="0"/>
+                <w:color w:val="666666"/>
+                <w:sz w:val="16"/>
+                <w:szCs w:val="16"/>
+              </w:rPr>
+            </w:pPr>
+            <w:r>
+              <w:rPr>
+                <w:sz w:val="16"/>
+                <w:szCs w:val="16"/>
+                <w:rtl w:val="0"/>
+              </w:rPr>
+              <w:t xml:space="preserve">Développement d’interfaces utilisateurs en TSX avec gestion d’état via Redux.</w:t>
+            </w:r>
+          </w:p>
+          <w:p>
+            <w:pPr>
+              <w:numPr>
+                <w:ilvl w:val="0"/>
+                <w:numId w:val="2"/>
+              </w:numPr>
+              <w:spacing w:after="0" w:afterAutospacing="0" w:before="0" w:beforeAutospacing="0"/>
+              <w:ind w:left="720" w:hanging="360"/>
+              <w:rPr>
+                <w:sz w:val="16"/>
+                <w:szCs w:val="16"/>
+              </w:rPr>
+            </w:pPr>
+            <w:r>
+              <w:rPr>
+                <w:sz w:val="16"/>
+                <w:szCs w:val="16"/>
+                <w:rtl w:val="0"/>
+              </w:rPr>
+              <w:t xml:space="preserve">Participation à la création et à l’amélioration des fonctionnalités front-end pour les applications internes.</w:t>
+            </w:r>
+          </w:p>
+          <w:p>
+            <w:pPr>
+              <w:numPr>
+                <w:ilvl w:val="0"/>
+                <w:numId w:val="2"/>
+              </w:numPr>
+              <w:spacing w:before="0" w:beforeAutospacing="0"/>
+              <w:ind w:left="720" w:hanging="360"/>
+              <w:rPr>
+                <w:sz w:val="16"/>
+                <w:szCs w:val="16"/>
+              </w:rPr>
+            </w:pPr>
+            <w:r>
+              <w:rPr>
+                <w:sz w:val="16"/>
+                <w:szCs w:val="16"/>
+                <w:rtl w:val="0"/>
+              </w:rPr>
+              <w:t xml:space="preserve">Collaboration avec l’équipe pour assurer la cohérence et la performance des menus et composants UI.</w:t>
+            </w:r>
+            <w:r>
+              <w:rPr>
+                <w:rtl w:val="0"/>
+              </w:rPr>
+            </w:r>
+          </w:p>
+          <w:p>
+            <w:pPr>
+              <w:pStyle w:val="Heading1"/>
+              <w:pageBreakBefore w:val="0"/>
+              <w:pBdr>
+                <w:top w:space="0" w:sz="0" w:val="nil"/>
+                <w:left w:space="0" w:sz="0" w:val="nil"/>
+                <w:bottom w:space="0" w:sz="0" w:val="nil"/>
+                <w:right w:space="0" w:sz="0" w:val="nil"/>
+                <w:between w:space="0" w:sz="0" w:val="nil"/>
+              </w:pBdr>
+              <w:shd w:fill="auto" w:val="clear"/>
+              <w:rPr>
+                <w:color w:val="b7b7b7"/>
+                <w:sz w:val="16"/>
+                <w:szCs w:val="16"/>
+              </w:rPr>
+            </w:pPr>
+            <w:bookmarkStart w:colFirst="0" w:colLast="0" w:name="_yk8luflkpwij" w:id="7"/>
+            <w:bookmarkEnd w:id="7"/>
+            <w:r>
+              <w:rPr>
+                <w:sz w:val="16"/>
+                <w:szCs w:val="16"/>
+                <w:rtl w:val="0"/>
+              </w:rPr>
+              <w:t xml:space="preserve">FORMATIONS</w:t>
             </w:r>
             <w:r>
               <w:rPr>
@@ -461,52 +661,49 @@
               </w:pBdr>
               <w:shd w:fill="auto" w:val="clear"/>
               <w:rPr>
+                <w:sz w:val="20"/>
+                <w:szCs w:val="20"/>
+              </w:rPr>
+            </w:pPr>
+            <w:bookmarkStart w:colFirst="0" w:colLast="0" w:name="_6wymnhinx9q5" w:id="8"/>
+            <w:bookmarkEnd w:id="8"/>
+            <w:r>
+              <w:rPr>
+                <w:sz w:val="20"/>
+                <w:szCs w:val="20"/>
+                <w:rtl w:val="0"/>
+              </w:rPr>
+              <w:t xml:space="preserve">Lycée le Castel</w:t>
+            </w:r>
+            <w:r>
+              <w:rPr>
+                <w:sz w:val="20"/>
+                <w:szCs w:val="20"/>
+                <w:rtl w:val="0"/>
+              </w:rPr>
+              <w:t xml:space="preserve">, </w:t>
+            </w:r>
+            <w:r>
+              <w:rPr>
+                <w:b w:val="0"/>
+                <w:bCs w:val="0"/>
+                <w:sz w:val="20"/>
+                <w:szCs w:val="20"/>
+                <w:rtl w:val="0"/>
+              </w:rPr>
+              <w:t xml:space="preserve">Dijon — </w:t>
+            </w:r>
+            <w:r>
+              <w:rPr>
                 <w:b w:val="0"/>
                 <w:bCs w:val="0"/>
                 <w:i w:val="1"/>
                 <w:iCs w:val="1"/>
-              </w:rPr>
-            </w:pPr>
-            <w:bookmarkStart w:colFirst="0" w:colLast="0" w:name="_kg6toko7ps1z" w:id="5"/>
-            <w:bookmarkEnd w:id="5"/>
-            <w:r>
-              <w:rPr>
-                <w:sz w:val="20"/>
-                <w:szCs w:val="20"/>
-                <w:rtl w:val="0"/>
-              </w:rPr>
-              <w:t xml:space="preserve">SNCF,</w:t>
-            </w:r>
-            <w:r>
-              <w:rPr>
-                <w:color w:val="000000"/>
-                <w:sz w:val="20"/>
-                <w:szCs w:val="20"/>
-                <w:rtl w:val="0"/>
-              </w:rPr>
-              <w:t xml:space="preserve"> </w:t>
-            </w:r>
-            <w:r>
-              <w:rPr>
-                <w:b w:val="0"/>
-                <w:bCs w:val="0"/>
-                <w:sz w:val="20"/>
-                <w:szCs w:val="20"/>
-                <w:rtl w:val="0"/>
-              </w:rPr>
-              <w:t xml:space="preserve">Limoges — </w:t>
-            </w:r>
-            <w:r>
-              <w:rPr>
-                <w:b w:val="0"/>
-                <w:bCs w:val="0"/>
-                <w:i w:val="1"/>
-                <w:iCs w:val="1"/>
-                <w:sz w:val="20"/>
-                <w:szCs w:val="20"/>
-                <w:rtl w:val="0"/>
-              </w:rPr>
-              <w:t xml:space="preserve">Animatrice</w:t>
+                <w:sz w:val="18"/>
+                <w:szCs w:val="18"/>
+                <w:rtl w:val="0"/>
+              </w:rPr>
+              <w:t xml:space="preserve">BTS SIO, Option SLAM</w:t>
             </w:r>
             <w:r>
               <w:rPr>
@@ -531,257 +728,15 @@
                 <w:szCs w:val="14"/>
               </w:rPr>
             </w:pPr>
-            <w:bookmarkStart w:colFirst="0" w:colLast="0" w:name="_n64fgzu3lwuy" w:id="6"/>
-            <w:bookmarkEnd w:id="6"/>
+            <w:bookmarkStart w:colFirst="0" w:colLast="0" w:name="_7vtcyzeczjot" w:id="9"/>
+            <w:bookmarkEnd w:id="9"/>
             <w:r>
               <w:rPr>
                 <w:sz w:val="14"/>
                 <w:szCs w:val="14"/>
                 <w:rtl w:val="0"/>
               </w:rPr>
-              <w:t xml:space="preserve">07/2024 - 07/2024</w:t>
-            </w:r>
-            <w:r>
-              <w:rPr>
-                <w:rtl w:val="0"/>
-              </w:rPr>
-            </w:r>
-          </w:p>
-          <w:p>
-            <w:pPr>
-              <w:pageBreakBefore w:val="0"/>
-              <w:numPr>
-                <w:ilvl w:val="0"/>
-                <w:numId w:val="1"/>
-              </w:numPr>
-              <w:pBdr>
-                <w:top w:space="0" w:sz="0" w:val="nil"/>
-                <w:left w:space="0" w:sz="0" w:val="nil"/>
-                <w:bottom w:space="0" w:sz="0" w:val="nil"/>
-                <w:right w:space="0" w:sz="0" w:val="nil"/>
-                <w:between w:space="0" w:sz="0" w:val="nil"/>
-              </w:pBdr>
-              <w:shd w:fill="auto" w:val="clear"/>
-              <w:spacing w:after="0" w:afterAutospacing="0"/>
-              <w:ind w:left="720" w:hanging="360"/>
-              <w:rPr>
-                <w:sz w:val="16"/>
-                <w:szCs w:val="16"/>
-              </w:rPr>
-            </w:pPr>
-            <w:r>
-              <w:rPr>
-                <w:sz w:val="16"/>
-                <w:szCs w:val="16"/>
-                <w:rtl w:val="0"/>
-              </w:rPr>
-              <w:t xml:space="preserve">Animation d'ateliers, de jeux, spectacles et soirées à thème dans une atmosphère conviviale et stimulante.</w:t>
-            </w:r>
-          </w:p>
-          <w:p>
-            <w:pPr>
-              <w:pageBreakBefore w:val="0"/>
-              <w:numPr>
-                <w:ilvl w:val="0"/>
-                <w:numId w:val="1"/>
-              </w:numPr>
-              <w:pBdr>
-                <w:top w:space="0" w:sz="0" w:val="nil"/>
-                <w:left w:space="0" w:sz="0" w:val="nil"/>
-                <w:bottom w:space="0" w:sz="0" w:val="nil"/>
-                <w:right w:space="0" w:sz="0" w:val="nil"/>
-                <w:between w:space="0" w:sz="0" w:val="nil"/>
-              </w:pBdr>
-              <w:shd w:fill="auto" w:val="clear"/>
-              <w:spacing w:before="0" w:beforeAutospacing="0"/>
-              <w:ind w:left="720" w:hanging="360"/>
-              <w:rPr>
-                <w:sz w:val="16"/>
-                <w:szCs w:val="16"/>
-              </w:rPr>
-            </w:pPr>
-            <w:r>
-              <w:rPr>
-                <w:sz w:val="16"/>
-                <w:szCs w:val="16"/>
-                <w:rtl w:val="0"/>
-              </w:rPr>
-              <w:t xml:space="preserve">Prise en charge d'un groupe de  </w:t>
-            </w:r>
-            <w:r>
-              <w:rPr>
-                <w:sz w:val="16"/>
-                <w:szCs w:val="16"/>
-                <w:rtl w:val="0"/>
-              </w:rPr>
-              <w:t xml:space="preserve">12 </w:t>
-            </w:r>
-            <w:r>
-              <w:rPr>
-                <w:sz w:val="16"/>
-                <w:szCs w:val="16"/>
-                <w:rtl w:val="0"/>
-              </w:rPr>
-              <w:t xml:space="preserve">enfants âgés de 11 à 14 ans.</w:t>
-            </w:r>
-            <w:r>
-              <w:rPr>
-                <w:rtl w:val="0"/>
-              </w:rPr>
-            </w:r>
-          </w:p>
-          <w:p>
-            <w:pPr>
-              <w:pStyle w:val="Heading2"/>
-              <w:pageBreakBefore w:val="0"/>
-              <w:rPr>
-                <w:b w:val="0"/>
-                <w:bCs w:val="0"/>
-                <w:i w:val="1"/>
-                <w:iCs w:val="1"/>
-              </w:rPr>
-            </w:pPr>
-            <w:bookmarkStart w:colFirst="0" w:colLast="0" w:name="_2p5f5of28qit" w:id="7"/>
-            <w:bookmarkEnd w:id="7"/>
-            <w:r>
-              <w:rPr>
-                <w:sz w:val="20"/>
-                <w:szCs w:val="20"/>
-                <w:rtl w:val="0"/>
-              </w:rPr>
-              <w:t xml:space="preserve">JSL, </w:t>
-            </w:r>
-            <w:r>
-              <w:rPr>
-                <w:b w:val="0"/>
-                <w:bCs w:val="0"/>
-                <w:sz w:val="20"/>
-                <w:szCs w:val="20"/>
-                <w:rtl w:val="0"/>
-              </w:rPr>
-              <w:t xml:space="preserve">Chalon sur Saône— </w:t>
-            </w:r>
-            <w:r>
-              <w:rPr>
-                <w:b w:val="0"/>
-                <w:bCs w:val="0"/>
-                <w:i w:val="1"/>
-                <w:iCs w:val="1"/>
-                <w:sz w:val="20"/>
-                <w:szCs w:val="20"/>
-                <w:rtl w:val="0"/>
-              </w:rPr>
-              <w:t xml:space="preserve">Vendeusesc à Chalon dans  la Rue</w:t>
-            </w:r>
-            <w:r>
-              <w:rPr>
-                <w:rtl w:val="0"/>
-              </w:rPr>
-            </w:r>
-          </w:p>
-          <w:p>
-            <w:pPr>
-              <w:pStyle w:val="Heading3"/>
-              <w:pageBreakBefore w:val="0"/>
-              <w:rPr>
-                <w:sz w:val="14"/>
-                <w:szCs w:val="14"/>
-              </w:rPr>
-            </w:pPr>
-            <w:bookmarkStart w:colFirst="0" w:colLast="0" w:name="_iqbax3ks0sx7" w:id="8"/>
-            <w:bookmarkEnd w:id="8"/>
-            <w:r>
-              <w:rPr>
-                <w:sz w:val="14"/>
-                <w:szCs w:val="14"/>
-                <w:rtl w:val="0"/>
-              </w:rPr>
-              <w:t xml:space="preserve">07/2022 et 07/2023</w:t>
-            </w:r>
-            <w:r>
-              <w:rPr>
-                <w:rtl w:val="0"/>
-              </w:rPr>
-            </w:r>
-          </w:p>
-          <w:p>
-            <w:pPr>
-              <w:pageBreakBefore w:val="0"/>
-              <w:numPr>
-                <w:ilvl w:val="0"/>
-                <w:numId w:val="3"/>
-              </w:numPr>
-              <w:spacing w:after="0" w:afterAutospacing="0"/>
-              <w:ind w:left="720" w:hanging="360"/>
-              <w:rPr>
-                <w:sz w:val="16"/>
-                <w:szCs w:val="16"/>
-              </w:rPr>
-            </w:pPr>
-            <w:r>
-              <w:rPr>
-                <w:sz w:val="16"/>
-                <w:szCs w:val="16"/>
-                <w:rtl w:val="0"/>
-              </w:rPr>
-              <w:t xml:space="preserve">Encaissement des achats et gestion des opérations de caisse.</w:t>
-            </w:r>
-          </w:p>
-          <w:p>
-            <w:pPr>
-              <w:pageBreakBefore w:val="0"/>
-              <w:numPr>
-                <w:ilvl w:val="0"/>
-                <w:numId w:val="3"/>
-              </w:numPr>
-              <w:spacing w:before="0" w:beforeAutospacing="0"/>
-              <w:ind w:left="720" w:hanging="360"/>
-              <w:rPr>
-                <w:sz w:val="16"/>
-                <w:szCs w:val="16"/>
-              </w:rPr>
-            </w:pPr>
-            <w:r>
-              <w:rPr>
-                <w:sz w:val="16"/>
-                <w:szCs w:val="16"/>
-                <w:rtl w:val="0"/>
-              </w:rPr>
-              <w:t xml:space="preserve">Accueil des clients, réponse à leurs demandes de renseignements avec efficacité et courtoisie.</w:t>
-            </w:r>
-            <w:r>
-              <w:rPr>
-                <w:rtl w:val="0"/>
-              </w:rPr>
-            </w:r>
-          </w:p>
-          <w:p>
-            <w:pPr>
-              <w:pStyle w:val="Heading1"/>
-              <w:pageBreakBefore w:val="0"/>
-              <w:pBdr>
-                <w:top w:space="0" w:sz="0" w:val="nil"/>
-                <w:left w:space="0" w:sz="0" w:val="nil"/>
-                <w:bottom w:space="0" w:sz="0" w:val="nil"/>
-                <w:right w:space="0" w:sz="0" w:val="nil"/>
-                <w:between w:space="0" w:sz="0" w:val="nil"/>
-              </w:pBdr>
-              <w:shd w:fill="auto" w:val="clear"/>
-              <w:rPr>
-                <w:color w:val="b7b7b7"/>
-                <w:sz w:val="16"/>
-                <w:szCs w:val="16"/>
-              </w:rPr>
-            </w:pPr>
-            <w:bookmarkStart w:colFirst="0" w:colLast="0" w:name="_yk8luflkpwij" w:id="9"/>
-            <w:bookmarkEnd w:id="9"/>
-            <w:r>
-              <w:rPr>
-                <w:sz w:val="16"/>
-                <w:szCs w:val="16"/>
-                <w:rtl w:val="0"/>
-              </w:rPr>
-              <w:t xml:space="preserve">FORMATIONS</w:t>
+              <w:t xml:space="preserve">09/2024 - En cours Option maths</w:t>
             </w:r>
             <w:r>
               <w:rPr>
@@ -802,54 +757,45 @@
               </w:pBdr>
               <w:shd w:fill="auto" w:val="clear"/>
               <w:rPr>
-                <w:sz w:val="20"/>
-                <w:szCs w:val="20"/>
-              </w:rPr>
-            </w:pPr>
-            <w:bookmarkStart w:colFirst="0" w:colLast="0" w:name="_6wymnhinx9q5" w:id="10"/>
-            <w:bookmarkEnd w:id="10"/>
-            <w:r>
-              <w:rPr>
-                <w:sz w:val="20"/>
-                <w:szCs w:val="20"/>
-                <w:rtl w:val="0"/>
-              </w:rPr>
-              <w:t xml:space="preserve">Lycée le Castel</w:t>
-            </w:r>
-            <w:r>
-              <w:rPr>
-                <w:sz w:val="20"/>
-                <w:szCs w:val="20"/>
-                <w:rtl w:val="0"/>
-              </w:rPr>
-              <w:t xml:space="preserve">, </w:t>
-            </w:r>
-            <w:r>
-              <w:rPr>
-                <w:b w:val="0"/>
-                <w:bCs w:val="0"/>
-                <w:sz w:val="20"/>
-                <w:szCs w:val="20"/>
-                <w:rtl w:val="0"/>
-              </w:rPr>
-              <w:t xml:space="preserve">Dijon — </w:t>
-            </w:r>
-            <w:r>
-              <w:rPr>
                 <w:b w:val="0"/>
                 <w:bCs w:val="0"/>
                 <w:i w:val="1"/>
                 <w:iCs w:val="1"/>
                 <w:sz w:val="18"/>
                 <w:szCs w:val="18"/>
-                <w:rtl w:val="0"/>
-              </w:rPr>
-              <w:t xml:space="preserve">BTS SIO, Option SLAM</w:t>
-            </w:r>
-            <w:r>
-              <w:rPr>
-                <w:rtl w:val="0"/>
-              </w:rPr>
+              </w:rPr>
+            </w:pPr>
+            <w:bookmarkStart w:colFirst="0" w:colLast="0" w:name="_czfiadnsgnzp" w:id="10"/>
+            <w:bookmarkEnd w:id="10"/>
+            <w:r>
+              <w:rPr>
+                <w:sz w:val="20"/>
+                <w:szCs w:val="20"/>
+                <w:rtl w:val="0"/>
+              </w:rPr>
+              <w:t xml:space="preserve">42,  </w:t>
+            </w:r>
+            <w:r>
+              <w:rPr>
+                <w:b w:val="0"/>
+                <w:bCs w:val="0"/>
+                <w:sz w:val="20"/>
+                <w:szCs w:val="20"/>
+                <w:rtl w:val="0"/>
+              </w:rPr>
+              <w:t xml:space="preserve">Lyon — </w:t>
+            </w:r>
+            <w:r>
+              <w:rPr>
+                <w:b w:val="0"/>
+                <w:bCs w:val="0"/>
+                <w:i w:val="1"/>
+                <w:iCs w:val="1"/>
+                <w:sz w:val="18"/>
+                <w:szCs w:val="18"/>
+                <w:rtl w:val="0"/>
+              </w:rPr>
+              <w:t xml:space="preserve">Stage d’initiation au développement Front-End</w:t>
             </w:r>
           </w:p>
           <w:p>
@@ -869,7 +815,7 @@
                 <w:szCs w:val="14"/>
               </w:rPr>
             </w:pPr>
-            <w:bookmarkStart w:colFirst="0" w:colLast="0" w:name="_7vtcyzeczjot" w:id="11"/>
+            <w:bookmarkStart w:colFirst="0" w:colLast="0" w:name="_f9ct0m9z6s6t" w:id="11"/>
             <w:bookmarkEnd w:id="11"/>
             <w:r>
               <w:rPr>
@@ -877,7 +823,7 @@
                 <w:szCs w:val="14"/>
                 <w:rtl w:val="0"/>
               </w:rPr>
-              <w:t xml:space="preserve">09/2024 - En cours Option maths</w:t>
+              <w:t xml:space="preserve">03/2025 </w:t>
             </w:r>
             <w:r>
               <w:rPr>
@@ -888,15 +834,6 @@
           <w:p>
             <w:pPr>
               <w:pStyle w:val="Heading2"/>
-              <w:pageBreakBefore w:val="0"/>
-              <w:pBdr>
-                <w:top w:space="0" w:sz="0" w:val="nil"/>
-                <w:left w:space="0" w:sz="0" w:val="nil"/>
-                <w:bottom w:space="0" w:sz="0" w:val="nil"/>
-                <w:right w:space="0" w:sz="0" w:val="nil"/>
-                <w:between w:space="0" w:sz="0" w:val="nil"/>
-              </w:pBdr>
-              <w:shd w:fill="auto" w:val="clear"/>
               <w:rPr>
                 <w:b w:val="0"/>
                 <w:bCs w:val="0"/>
@@ -906,7 +843,7 @@
                 <w:szCs w:val="18"/>
               </w:rPr>
             </w:pPr>
-            <w:bookmarkStart w:colFirst="0" w:colLast="0" w:name="_czfiadnsgnzp" w:id="12"/>
+            <w:bookmarkStart w:colFirst="0" w:colLast="0" w:name="_b6m6gz253qly" w:id="12"/>
             <w:bookmarkEnd w:id="12"/>
             <w:r>
               <w:rPr>
@@ -914,7 +851,7 @@
                 <w:szCs w:val="20"/>
                 <w:rtl w:val="0"/>
               </w:rPr>
-              <w:t xml:space="preserve">42,  </w:t>
+              <w:t xml:space="preserve">UCLy,  </w:t>
             </w:r>
             <w:r>
               <w:rPr>
@@ -936,27 +873,18 @@
                 <w:szCs w:val="18"/>
                 <w:rtl w:val="0"/>
               </w:rPr>
-              <w:t xml:space="preserve">Stage d’initiation au développement Front-End</w:t>
+              <w:t xml:space="preserve">1ère année de licence Biologie (un semestre obtenu)</w:t>
             </w:r>
           </w:p>
           <w:p>
             <w:pPr>
               <w:pStyle w:val="Heading3"/>
-              <w:pageBreakBefore w:val="0"/>
-              <w:pBdr>
-                <w:top w:space="0" w:sz="0" w:val="nil"/>
-                <w:left w:space="0" w:sz="0" w:val="nil"/>
-                <w:bottom w:space="0" w:sz="0" w:val="nil"/>
-                <w:right w:space="0" w:sz="0" w:val="nil"/>
-                <w:between w:space="0" w:sz="0" w:val="nil"/>
-              </w:pBdr>
-              <w:shd w:fill="auto" w:val="clear"/>
               <w:rPr>
                 <w:sz w:val="14"/>
                 <w:szCs w:val="14"/>
               </w:rPr>
             </w:pPr>
-            <w:bookmarkStart w:colFirst="0" w:colLast="0" w:name="_f9ct0m9z6s6t" w:id="13"/>
+            <w:bookmarkStart w:colFirst="0" w:colLast="0" w:name="_3bnpu4y98m0k" w:id="13"/>
             <w:bookmarkEnd w:id="13"/>
             <w:r>
               <w:rPr>
@@ -964,7 +892,7 @@
                 <w:szCs w:val="14"/>
                 <w:rtl w:val="0"/>
               </w:rPr>
-              <w:t xml:space="preserve">03/2025 </w:t>
+              <w:t xml:space="preserve">09/2023 - 07/2024 Mineure Humanités</w:t>
             </w:r>
             <w:r>
               <w:rPr>
@@ -984,7 +912,7 @@
                 <w:szCs w:val="18"/>
               </w:rPr>
             </w:pPr>
-            <w:bookmarkStart w:colFirst="0" w:colLast="0" w:name="_b6m6gz253qly" w:id="14"/>
+            <w:bookmarkStart w:colFirst="0" w:colLast="0" w:name="_ypr3af3efqlf" w:id="14"/>
             <w:bookmarkEnd w:id="14"/>
             <w:r>
               <w:rPr>
@@ -992,7 +920,7 @@
                 <w:szCs w:val="20"/>
                 <w:rtl w:val="0"/>
               </w:rPr>
-              <w:t xml:space="preserve">UCLy,  </w:t>
+              <w:t xml:space="preserve">Lycée Jean Perrin,  </w:t>
             </w:r>
             <w:r>
               <w:rPr>
@@ -1014,36 +942,9 @@
                 <w:szCs w:val="18"/>
                 <w:rtl w:val="0"/>
               </w:rPr>
-              <w:t xml:space="preserve">1ère année de licence Biologie (un semestre obtenu)</w:t>
-            </w:r>
-          </w:p>
-          <w:p>
-            <w:pPr>
-              <w:pStyle w:val="Heading3"/>
-              <w:rPr>
-                <w:sz w:val="14"/>
-                <w:szCs w:val="14"/>
-              </w:rPr>
-            </w:pPr>
-            <w:bookmarkStart w:colFirst="0" w:colLast="0" w:name="_3bnpu4y98m0k" w:id="15"/>
-            <w:bookmarkEnd w:id="15"/>
-            <w:r>
-              <w:rPr>
-                <w:sz w:val="14"/>
-                <w:szCs w:val="14"/>
-                <w:rtl w:val="0"/>
-              </w:rPr>
-              <w:t xml:space="preserve">09/2023 - 07/2024 Mineure Humanités</w:t>
-            </w:r>
-            <w:r>
-              <w:rPr>
-                <w:rtl w:val="0"/>
-              </w:rPr>
-            </w:r>
-          </w:p>
-          <w:p>
-            <w:pPr>
-              <w:pStyle w:val="Heading2"/>
+              <w:t xml:space="preserve">Baccalauréat </w:t>
+            </w:r>
+            <w:r>
               <w:rPr>
                 <w:b w:val="0"/>
                 <w:bCs w:val="0"/>
@@ -1051,48 +952,6 @@
                 <w:iCs w:val="1"/>
                 <w:sz w:val="18"/>
                 <w:szCs w:val="18"/>
-              </w:rPr>
-            </w:pPr>
-            <w:bookmarkStart w:colFirst="0" w:colLast="0" w:name="_ypr3af3efqlf" w:id="16"/>
-            <w:bookmarkEnd w:id="16"/>
-            <w:r>
-              <w:rPr>
-                <w:sz w:val="20"/>
-                <w:szCs w:val="20"/>
-                <w:rtl w:val="0"/>
-              </w:rPr>
-              <w:t xml:space="preserve">Lycée Jean Perrin,  </w:t>
-            </w:r>
-            <w:r>
-              <w:rPr>
-                <w:b w:val="0"/>
-                <w:bCs w:val="0"/>
-                <w:sz w:val="20"/>
-                <w:szCs w:val="20"/>
-                <w:rtl w:val="0"/>
-              </w:rPr>
-              <w:t xml:space="preserve">Lyon — </w:t>
-            </w:r>
-            <w:r>
-              <w:rPr>
-                <w:b w:val="0"/>
-                <w:bCs w:val="0"/>
-                <w:i w:val="1"/>
-                <w:iCs w:val="1"/>
-                <w:sz w:val="18"/>
-                <w:szCs w:val="18"/>
-                <w:rtl w:val="0"/>
-              </w:rPr>
-              <w:t xml:space="preserve">Baccalauréat </w:t>
-            </w:r>
-            <w:r>
-              <w:rPr>
-                <w:b w:val="0"/>
-                <w:bCs w:val="0"/>
-                <w:i w:val="1"/>
-                <w:iCs w:val="1"/>
-                <w:sz w:val="18"/>
-                <w:szCs w:val="18"/>
                 <w:rtl w:val="0"/>
               </w:rPr>
               <w:t xml:space="preserve">Binational - Mention Bien</w:t>
@@ -1106,8 +965,8 @@
                 <w:szCs w:val="14"/>
               </w:rPr>
             </w:pPr>
-            <w:bookmarkStart w:colFirst="0" w:colLast="0" w:name="_8suvgoq3iy8o" w:id="17"/>
-            <w:bookmarkEnd w:id="17"/>
+            <w:bookmarkStart w:colFirst="0" w:colLast="0" w:name="_8suvgoq3iy8o" w:id="15"/>
+            <w:bookmarkEnd w:id="15"/>
             <w:r>
               <w:rPr>
                 <w:sz w:val="14"/>
@@ -1130,8 +989,8 @@
                 <w:szCs w:val="20"/>
               </w:rPr>
             </w:pPr>
-            <w:bookmarkStart w:colFirst="0" w:colLast="0" w:name="_gc4byiwhq0p" w:id="18"/>
-            <w:bookmarkEnd w:id="18"/>
+            <w:bookmarkStart w:colFirst="0" w:colLast="0" w:name="_gc4byiwhq0p" w:id="16"/>
+            <w:bookmarkEnd w:id="16"/>
             <w:r>
               <w:rPr>
                 <w:rtl w:val="0"/>
@@ -1173,8 +1032,8 @@
                 <w:szCs w:val="16"/>
               </w:rPr>
             </w:pPr>
-            <w:bookmarkStart w:colFirst="0" w:colLast="0" w:name="_ca0awj8022e2" w:id="19"/>
-            <w:bookmarkEnd w:id="19"/>
+            <w:bookmarkStart w:colFirst="0" w:colLast="0" w:name="_ca0awj8022e2" w:id="17"/>
+            <w:bookmarkEnd w:id="17"/>
             <w:r>
               <w:rPr>
                 <w:sz w:val="16"/>
@@ -1189,7 +1048,7 @@
               <w:pageBreakBefore w:val="0"/>
               <w:numPr>
                 <w:ilvl w:val="0"/>
-                <w:numId w:val="2"/>
+                <w:numId w:val="1"/>
               </w:numPr>
               <w:pBdr>
                 <w:top w:space="0" w:sz="0" w:val="nil"/>
@@ -1212,41 +1071,7 @@
                 <w:szCs w:val="16"/>
                 <w:rtl w:val="0"/>
               </w:rPr>
-              <w:t xml:space="preserve">Actuellement en première année de BTS SIO, je recherche une alternance dès septembre 2025. Dynamique et ayant un excellent sens du contact, j'aime collaborer avec des interlocuteurs variés </w:t>
-            </w:r>
-            <w:r>
-              <w:rPr>
-                <w:sz w:val="16"/>
-                <w:szCs w:val="16"/>
-                <w:rtl w:val="0"/>
-              </w:rPr>
-              <w:t xml:space="preserve">idéalement dans </w:t>
-            </w:r>
-            <w:r>
-              <w:rPr>
-                <w:b w:val="1"/>
-                <w:bCs w:val="1"/>
-                <w:sz w:val="16"/>
-                <w:szCs w:val="16"/>
-                <w:rtl w:val="0"/>
-              </w:rPr>
-              <w:t xml:space="preserve">environnements techniques et internationaux</w:t>
-            </w:r>
-            <w:r>
-              <w:rPr>
-                <w:sz w:val="16"/>
-                <w:szCs w:val="16"/>
-                <w:rtl w:val="0"/>
-              </w:rPr>
-              <w:t xml:space="preserve">.</w:t>
-            </w:r>
-            <w:r>
-              <w:rPr>
-                <w:sz w:val="16"/>
-                <w:szCs w:val="16"/>
-                <w:rtl w:val="0"/>
-              </w:rPr>
-              <w:t xml:space="preserve"> Volontaire, je me distingue par mon engagement au service du collectif et mon goût d'apprendre.</w:t>
+              <w:t xml:space="preserve">Étudiante en deuxième année de BTS SIO, spécialisée en développement web, je conçois des applications avec JavaScript, React et Ionic. Curieuse et rigoureuse, j’aime résoudre des problématiques techniques et développer des solutions concrètes, en équipe comme en autonomie.</w:t>
             </w:r>
           </w:p>
           <w:p>
@@ -1266,8 +1091,8 @@
                 <w:szCs w:val="16"/>
               </w:rPr>
             </w:pPr>
-            <w:bookmarkStart w:colFirst="0" w:colLast="0" w:name="_tuxh7mwdaxox" w:id="20"/>
-            <w:bookmarkEnd w:id="20"/>
+            <w:bookmarkStart w:colFirst="0" w:colLast="0" w:name="_tuxh7mwdaxox" w:id="18"/>
+            <w:bookmarkEnd w:id="18"/>
             <w:r>
               <w:rPr>
                 <w:sz w:val="16"/>
@@ -1450,8 +1275,8 @@
               <w:pStyle w:val="Heading1"/>
               <w:rPr/>
             </w:pPr>
-            <w:bookmarkStart w:colFirst="0" w:colLast="0" w:name="_jhv78pp9wtzd" w:id="21"/>
-            <w:bookmarkEnd w:id="21"/>
+            <w:bookmarkStart w:colFirst="0" w:colLast="0" w:name="_jhv78pp9wtzd" w:id="19"/>
+            <w:bookmarkEnd w:id="19"/>
             <w:r>
               <w:rPr>
                 <w:sz w:val="16"/>
@@ -1474,8 +1299,8 @@
                 <w:szCs w:val="20"/>
               </w:rPr>
             </w:pPr>
-            <w:bookmarkStart w:colFirst="0" w:colLast="0" w:name="_vm051rmyhoww" w:id="22"/>
-            <w:bookmarkEnd w:id="22"/>
+            <w:bookmarkStart w:colFirst="0" w:colLast="0" w:name="_vm051rmyhoww" w:id="20"/>
+            <w:bookmarkEnd w:id="20"/>
             <w:r>
               <w:rPr>
                 <w:sz w:val="20"/>
@@ -1520,8 +1345,8 @@
                 <w:szCs w:val="16"/>
               </w:rPr>
             </w:pPr>
-            <w:bookmarkStart w:colFirst="0" w:colLast="0" w:name="_448zh27yzhzz" w:id="23"/>
-            <w:bookmarkEnd w:id="23"/>
+            <w:bookmarkStart w:colFirst="0" w:colLast="0" w:name="_448zh27yzhzz" w:id="21"/>
+            <w:bookmarkEnd w:id="21"/>
             <w:r>
               <w:rPr>
                 <w:sz w:val="20"/>
@@ -1575,8 +1400,8 @@
                 <w:szCs w:val="16"/>
               </w:rPr>
             </w:pPr>
-            <w:bookmarkStart w:colFirst="0" w:colLast="0" w:name="_cxxkes25b26" w:id="24"/>
-            <w:bookmarkEnd w:id="24"/>
+            <w:bookmarkStart w:colFirst="0" w:colLast="0" w:name="_cxxkes25b26" w:id="22"/>
+            <w:bookmarkEnd w:id="22"/>
             <w:r>
               <w:rPr>
                 <w:sz w:val="16"/>
@@ -1731,8 +1556,8 @@
                 <w:szCs w:val="16"/>
               </w:rPr>
             </w:pPr>
-            <w:bookmarkStart w:colFirst="0" w:colLast="0" w:name="_li61la7pnntu" w:id="25"/>
-            <w:bookmarkEnd w:id="25"/>
+            <w:bookmarkStart w:colFirst="0" w:colLast="0" w:name="_li61la7pnntu" w:id="23"/>
+            <w:bookmarkEnd w:id="23"/>
             <w:r>
               <w:rPr>
                 <w:rtl w:val="0"/>
@@ -1776,116 +1601,6 @@
 <file path=word/numbering.xml><?xml version="1.0" encoding="utf-8"?>
 <w:numbering xmlns:mc="http://schemas.openxmlformats.org/markup-compatibility/2006" xmlns:o="urn:schemas-microsoft-com:office:office" xmlns:r="http://schemas.openxmlformats.org/officeDocument/2006/relationships" xmlns:m="http://schemas.openxmlformats.org/officeDocument/2006/math" xmlns:v="urn:schemas-microsoft-com:vml" xmlns:wp="http://schemas.openxmlformats.org/drawingml/2006/wordprocessingDrawing" xmlns:w10="urn:schemas-microsoft-com:office:word" xmlns:w="http://schemas.openxmlformats.org/wordprocessingml/2006/main" xmlns:wne="http://schemas.microsoft.com/office/word/2006/wordml" xmlns:sl="http://schemas.openxmlformats.org/schemaLibrary/2006/main" xmlns:a="http://schemas.openxmlformats.org/drawingml/2006/main" xmlns:pic="http://schemas.openxmlformats.org/drawingml/2006/picture" xmlns:c="http://schemas.openxmlformats.org/drawingml/2006/chart" xmlns:lc="http://schemas.openxmlformats.org/drawingml/2006/lockedCanvas" xmlns:dgm="http://schemas.openxmlformats.org/drawingml/2006/diagram" xmlns:wps="http://schemas.microsoft.com/office/word/2010/wordprocessingShape" xmlns:wpg="http://schemas.microsoft.com/office/word/2010/wordprocessingGroup" xmlns:w14="http://schemas.microsoft.com/office/word/2010/wordml" xmlns:w15="http://schemas.microsoft.com/office/word/2012/wordml" xmlns:w16="http://schemas.microsoft.com/office/word/2018/wordml" xmlns:w16cex="http://schemas.microsoft.com/office/word/2018/wordml/cex" xmlns:w16cid="http://schemas.microsoft.com/office/word/2016/wordml/cid" xmlns="http://schemas.microsoft.com/office/tasks/2019/documenttasks" xmlns:cr="http://schemas.microsoft.com/office/comments/2020/reactions">
   <w:abstractNum w:abstractNumId="1">
-    <w:lvl w:ilvl="0">
-      <w:start w:val="1"/>
-      <w:numFmt w:val="bullet"/>
-      <w:lvlText w:val="●"/>
-      <w:lvlJc w:val="left"/>
-      <w:pPr>
-        <w:ind w:left="720" w:hanging="360"/>
-      </w:pPr>
-      <w:rPr>
-        <w:u w:val="none"/>
-      </w:rPr>
-    </w:lvl>
-    <w:lvl w:ilvl="1">
-      <w:start w:val="1"/>
-      <w:numFmt w:val="bullet"/>
-      <w:lvlText w:val="○"/>
-      <w:lvlJc w:val="left"/>
-      <w:pPr>
-        <w:ind w:left="1440" w:hanging="360"/>
-      </w:pPr>
-      <w:rPr>
-        <w:u w:val="none"/>
-      </w:rPr>
-    </w:lvl>
-    <w:lvl w:ilvl="2">
-      <w:start w:val="1"/>
-      <w:numFmt w:val="bullet"/>
-      <w:lvlText w:val="■"/>
-      <w:lvlJc w:val="left"/>
-      <w:pPr>
-        <w:ind w:left="2160" w:hanging="360"/>
-      </w:pPr>
-      <w:rPr>
-        <w:u w:val="none"/>
-      </w:rPr>
-    </w:lvl>
-    <w:lvl w:ilvl="3">
-      <w:start w:val="1"/>
-      <w:numFmt w:val="bullet"/>
-      <w:lvlText w:val="●"/>
-      <w:lvlJc w:val="left"/>
-      <w:pPr>
-        <w:ind w:left="2880" w:hanging="360"/>
-      </w:pPr>
-      <w:rPr>
-        <w:u w:val="none"/>
-      </w:rPr>
-    </w:lvl>
-    <w:lvl w:ilvl="4">
-      <w:start w:val="1"/>
-      <w:numFmt w:val="bullet"/>
-      <w:lvlText w:val="○"/>
-      <w:lvlJc w:val="left"/>
-      <w:pPr>
-        <w:ind w:left="3600" w:hanging="360"/>
-      </w:pPr>
-      <w:rPr>
-        <w:u w:val="none"/>
-      </w:rPr>
-    </w:lvl>
-    <w:lvl w:ilvl="5">
-      <w:start w:val="1"/>
-      <w:numFmt w:val="bullet"/>
-      <w:lvlText w:val="■"/>
-      <w:lvlJc w:val="left"/>
-      <w:pPr>
-        <w:ind w:left="4320" w:hanging="360"/>
-      </w:pPr>
-      <w:rPr>
-        <w:u w:val="none"/>
-      </w:rPr>
-    </w:lvl>
-    <w:lvl w:ilvl="6">
-      <w:start w:val="1"/>
-      <w:numFmt w:val="bullet"/>
-      <w:lvlText w:val="●"/>
-      <w:lvlJc w:val="left"/>
-      <w:pPr>
-        <w:ind w:left="5040" w:hanging="360"/>
-      </w:pPr>
-      <w:rPr>
-        <w:u w:val="none"/>
-      </w:rPr>
-    </w:lvl>
-    <w:lvl w:ilvl="7">
-      <w:start w:val="1"/>
-      <w:numFmt w:val="bullet"/>
-      <w:lvlText w:val="○"/>
-      <w:lvlJc w:val="left"/>
-      <w:pPr>
-        <w:ind w:left="5760" w:hanging="360"/>
-      </w:pPr>
-      <w:rPr>
-        <w:u w:val="none"/>
-      </w:rPr>
-    </w:lvl>
-    <w:lvl w:ilvl="8">
-      <w:start w:val="1"/>
-      <w:numFmt w:val="bullet"/>
-      <w:lvlText w:val="■"/>
-      <w:lvlJc w:val="left"/>
-      <w:pPr>
-        <w:ind w:left="6480" w:hanging="360"/>
-      </w:pPr>
-      <w:rPr>
-        <w:u w:val="none"/>
-      </w:rPr>
-    </w:lvl>
-  </w:abstractNum>
-  <w:abstractNum w:abstractNumId="2">
     <w:lvl w:ilvl="0">
       <w:start w:val="1"/>
       <w:numFmt w:val="bullet"/>
@@ -1995,7 +1710,7 @@
       </w:rPr>
     </w:lvl>
   </w:abstractNum>
-  <w:abstractNum w:abstractNumId="3">
+  <w:abstractNum w:abstractNumId="2">
     <w:lvl w:ilvl="0">
       <w:start w:val="1"/>
       <w:numFmt w:val="bullet"/>
@@ -2110,9 +1825,6 @@
   </w:num>
   <w:num w:numId="2">
     <w:abstractNumId w:val="2"/>
-  </w:num>
-  <w:num w:numId="3">
-    <w:abstractNumId w:val="3"/>
   </w:num>
 </w:numbering>
 </file>
